--- a/zht/docx/07.content.docx
+++ b/zht/docx/07.content.docx
@@ -13994,19 +13994,7 @@
         <w:rPr>
           <w:lang w:val="zh_TW" w:bidi="zh_TW"/>
         </w:rPr>
-        <w:t>；另見</w:t>
-      </w:r>
-      <w:r>
-        <w:rPr>
-          <w:lang w:val="zh_TW" w:bidi="zh_TW"/>
-        </w:rPr>
-        <w:t>申命記簡介</w:t>
-      </w:r>
-      <w:r>
-        <w:rPr>
-          <w:lang w:val="zh_TW" w:bidi="zh_TW"/>
-        </w:rPr>
-        <w:t>，「文學形式」）。</w:t>
+        <w:t>；另見申命記簡介，「文學形式」）。</w:t>
       </w:r>
       <w:r>
         <w:rPr>
@@ -14370,19 +14358,7 @@
         <w:rPr>
           <w:lang w:val="zh_TW" w:bidi="zh_TW"/>
         </w:rPr>
-        <w:t>無論征服和定居發生在公元前1400年代還是公元前1200年代（見</w:t>
-      </w:r>
-      <w:r>
-        <w:rPr>
-          <w:lang w:val="zh_TW" w:bidi="zh_TW"/>
-        </w:rPr>
-        <w:t>士師記介紹</w:t>
-      </w:r>
-      <w:r>
-        <w:rPr>
-          <w:lang w:val="zh_TW" w:bidi="zh_TW"/>
-        </w:rPr>
-        <w:t>，「士師時代的年代學」），耶弗他所說的300年可能是一個</w:t>
+        <w:t>無論征服和定居發生在公元前1400年代還是公元前1200年代（見士師記介紹，「士師時代的年代學」），耶弗他所說的300年可能是一個</w:t>
       </w:r>
       <w:r>
         <w:rPr>
@@ -15334,19 +15310,7 @@
         <w:rPr>
           <w:lang w:val="zh_TW" w:bidi="zh_TW"/>
         </w:rPr>
-        <w:t>，那麼就可以理解是士師記結構的一部分，十二個支派中，每個支派中都有一位士師（見</w:t>
-      </w:r>
-      <w:r>
-        <w:rPr>
-          <w:lang w:val="zh_TW" w:bidi="zh_TW"/>
-        </w:rPr>
-        <w:t>士師記介紹</w:t>
-      </w:r>
-      <w:r>
-        <w:rPr>
-          <w:lang w:val="zh_TW" w:bidi="zh_TW"/>
-        </w:rPr>
-        <w:t>，「概要」）。</w:t>
+        <w:t>，那麼就可以理解是士師記結構的一部分，十二個支派中，每個支派中都有一位士師（見士師記介紹，「概要」）。</w:t>
       </w:r>
       <w:r>
         <w:rPr>
